--- a/templates/pernyataan.docx
+++ b/templates/pernyataan.docx
@@ -503,7 +503,7 @@
           <w:lang w:val="sv-SE"/>
         </w:rPr>
         <w:tab/>
-        <w:t>NIP</w:t>
+        <w:t>{{LABEL_NIP}}</w:t>
       </w:r>
       <w:r>
         <w:rPr>
@@ -1525,7 +1525,7 @@
           <w:rFonts w:ascii="Arial" w:hAnsi="Arial" w:cs="Arial"/>
           <w:b/>
         </w:rPr>
-        <w:t xml:space="preserve">NIP.{{NIP}}</w:t>
+        <w:t xml:space="preserve">{{LABEL_NIP}}.{{NIP}}</w:t>
       </w:r>
       <w:r>
         <w:rPr>
